--- a/backend/tests/test_docs/04_User_Stories_Online_Library.docx
+++ b/backend/tests/test_docs/04_User_Stories_Online_Library.docx
@@ -47,7 +47,7 @@
     </w:p>
     <w:p>
       <w:r>
-        <w:t>US-308: As a Member, I want to view my active loan count so that I do not exceed my loan limit quota.</w:t>
+        <w:t>US-308: As a Member, I want to access my library loan quota from mobile browser.</w:t>
       </w:r>
     </w:p>
     <w:p>
@@ -57,7 +57,7 @@
     </w:p>
     <w:p>
       <w:r>
-        <w:t>US-310: As a Member, I want to order coffee from the library cafeteria kiosk.</w:t>
+        <w:t>US-310: As an Administrator, I want to export legacy catalog tape archive format.</w:t>
       </w:r>
     </w:p>
     <w:p>

--- a/backend/tests/test_docs/04_User_Stories_Online_Library.docx
+++ b/backend/tests/test_docs/04_User_Stories_Online_Library.docx
@@ -37,7 +37,7 @@
     </w:p>
     <w:p>
       <w:r>
-        <w:t>US-306: As a Member, I want to renew my borrowed book online so that I avoid overdue penalty fees.</w:t>
+        <w:t>US-306: As an Administrator, I want to update inventory quantity records so that catalog counts remain accurate.</w:t>
       </w:r>
     </w:p>
     <w:p>
@@ -52,12 +52,12 @@
     </w:p>
     <w:p>
       <w:r>
-        <w:t>US-309: As an Administrator, I want to inspect system audit logs so that I can track book status modifications.</w:t>
+        <w:t>US-309: As a Premium Member, I want to stream digital audiobooks and read eBooks.</w:t>
       </w:r>
     </w:p>
     <w:p>
       <w:r>
-        <w:t>US-310: As an Administrator, I want to export legacy catalog tape archive format.</w:t>
+        <w:t>US-310: As an Administrator, I want to export historical catalogue data to a legacy tape archive format.</w:t>
       </w:r>
     </w:p>
     <w:p>

--- a/backend/tests/test_docs/04_User_Stories_Online_Library.docx
+++ b/backend/tests/test_docs/04_User_Stories_Online_Library.docx
@@ -27,7 +27,7 @@
     </w:p>
     <w:p>
       <w:r>
-        <w:t>US-304: As a Library Director, I want to download monthly circulation reports so that I can monitor library usage.</w:t>
+        <w:t>US-304: As a Member, I want to receive an email notification when my reserved book becomes available so that I can pick it up.</w:t>
       </w:r>
     </w:p>
     <w:p>
